--- a/manuscript/Neuroimmune_Interfaces_Depression_v3.docx
+++ b/manuscript/Neuroimmune_Interfaces_Depression_v3.docx
@@ -3937,7 +3937,7 @@
           <w:i w:val="0"/>
           <w:sz w:val="22"/>
         </w:rPr>
-        <w:t>No new data were generated or analysed in this conceptual work. The scripts generating Figures 1 and 2 are schematic and are available from the author on request.</w:t>
+        <w:t>No new data were generated or analysed in this conceptual work. The code generating Figures 1 and 2, together with the reference-verification script used to audit the bibliography against Crossref, is openly available at https://github.com/sandlerleon/neuroimmune-interfaces-depression (MIT licence) and archived with a permanent DOI on Zenodo: https://doi.org/10.5281/zenodo.22730127. The manuscript is additionally archived as a preprint on Zenodo: https://doi.org/10.5281/zenodo.22730125.</w:t>
       </w:r>
     </w:p>
     <w:p>
